--- a/ПРОВЕРИТЬ_ОТЧЕТЫ/ОТЧЕТ_ЛР7_NotaCode.docx
+++ b/ПРОВЕРИТЬ_ОТЧЕТЫ/ОТЧЕТ_ЛР7_NotaCode.docx
@@ -192,7 +192,7 @@
       <w:r>
         <w:fldChar w:fldCharType="separate"/>
       </w:r>
-      <w:hyperlink w:anchor="_Toc242214983" w:history="1">
+      <w:hyperlink w:anchor="_Toc242268684" w:history="1">
         <w:r>
           <w:rPr>
             <w:rStyle w:val="ad"/>
@@ -219,7 +219,7 @@
             <w:noProof/>
             <w:webHidden/>
           </w:rPr>
-          <w:instrText xml:space="preserve"> PAGEREF _Toc242214983 \h </w:instrText>
+          <w:instrText xml:space="preserve"> PAGEREF _Toc242268684 \h </w:instrText>
         </w:r>
         <w:r>
           <w:rPr>
@@ -265,7 +265,7 @@
           <w14:ligatures w14:val="standardContextual"/>
         </w:rPr>
       </w:pPr>
-      <w:hyperlink w:anchor="_Toc242214984" w:history="1">
+      <w:hyperlink w:anchor="_Toc242268685" w:history="1">
         <w:r>
           <w:rPr>
             <w:rStyle w:val="ad"/>
@@ -292,7 +292,7 @@
             <w:noProof/>
             <w:webHidden/>
           </w:rPr>
-          <w:instrText xml:space="preserve"> PAGEREF _Toc242214984 \h </w:instrText>
+          <w:instrText xml:space="preserve"> PAGEREF _Toc242268685 \h </w:instrText>
         </w:r>
         <w:r>
           <w:rPr>
@@ -338,7 +338,7 @@
           <w14:ligatures w14:val="standardContextual"/>
         </w:rPr>
       </w:pPr>
-      <w:hyperlink w:anchor="_Toc242214985" w:history="1">
+      <w:hyperlink w:anchor="_Toc242268686" w:history="1">
         <w:r>
           <w:rPr>
             <w:rStyle w:val="ad"/>
@@ -381,7 +381,7 @@
             <w:noProof/>
             <w:webHidden/>
           </w:rPr>
-          <w:instrText xml:space="preserve"> PAGEREF _Toc242214985 \h </w:instrText>
+          <w:instrText xml:space="preserve"> PAGEREF _Toc242268686 \h </w:instrText>
         </w:r>
         <w:r>
           <w:rPr>
@@ -427,7 +427,7 @@
           <w14:ligatures w14:val="standardContextual"/>
         </w:rPr>
       </w:pPr>
-      <w:hyperlink w:anchor="_Toc242214986" w:history="1">
+      <w:hyperlink w:anchor="_Toc242268687" w:history="1">
         <w:r>
           <w:rPr>
             <w:rStyle w:val="ad"/>
@@ -454,7 +454,7 @@
             <w:noProof/>
             <w:webHidden/>
           </w:rPr>
-          <w:instrText xml:space="preserve"> PAGEREF _Toc242214986 \h </w:instrText>
+          <w:instrText xml:space="preserve"> PAGEREF _Toc242268687 \h </w:instrText>
         </w:r>
         <w:r>
           <w:rPr>
@@ -500,7 +500,7 @@
           <w14:ligatures w14:val="standardContextual"/>
         </w:rPr>
       </w:pPr>
-      <w:hyperlink w:anchor="_Toc242214987" w:history="1">
+      <w:hyperlink w:anchor="_Toc242268688" w:history="1">
         <w:r>
           <w:rPr>
             <w:rStyle w:val="ad"/>
@@ -527,7 +527,7 @@
             <w:noProof/>
             <w:webHidden/>
           </w:rPr>
-          <w:instrText xml:space="preserve"> PAGEREF _Toc242214987 \h </w:instrText>
+          <w:instrText xml:space="preserve"> PAGEREF _Toc242268688 \h </w:instrText>
         </w:r>
         <w:r>
           <w:rPr>
@@ -573,7 +573,7 @@
           <w14:ligatures w14:val="standardContextual"/>
         </w:rPr>
       </w:pPr>
-      <w:hyperlink w:anchor="_Toc242214988" w:history="1">
+      <w:hyperlink w:anchor="_Toc242268689" w:history="1">
         <w:r>
           <w:rPr>
             <w:rStyle w:val="ad"/>
@@ -600,7 +600,7 @@
             <w:noProof/>
             <w:webHidden/>
           </w:rPr>
-          <w:instrText xml:space="preserve"> PAGEREF _Toc242214988 \h </w:instrText>
+          <w:instrText xml:space="preserve"> PAGEREF _Toc242268689 \h </w:instrText>
         </w:r>
         <w:r>
           <w:rPr>
@@ -646,7 +646,7 @@
           <w14:ligatures w14:val="standardContextual"/>
         </w:rPr>
       </w:pPr>
-      <w:hyperlink w:anchor="_Toc242214989" w:history="1">
+      <w:hyperlink w:anchor="_Toc242268690" w:history="1">
         <w:r>
           <w:rPr>
             <w:rStyle w:val="ad"/>
@@ -673,7 +673,7 @@
             <w:noProof/>
             <w:webHidden/>
           </w:rPr>
-          <w:instrText xml:space="preserve"> PAGEREF _Toc242214989 \h </w:instrText>
+          <w:instrText xml:space="preserve"> PAGEREF _Toc242268690 \h </w:instrText>
         </w:r>
         <w:r>
           <w:rPr>
@@ -719,7 +719,7 @@
           <w14:ligatures w14:val="standardContextual"/>
         </w:rPr>
       </w:pPr>
-      <w:hyperlink w:anchor="_Toc242214990" w:history="1">
+      <w:hyperlink w:anchor="_Toc242268691" w:history="1">
         <w:r>
           <w:rPr>
             <w:rStyle w:val="ad"/>
@@ -746,7 +746,7 @@
             <w:noProof/>
             <w:webHidden/>
           </w:rPr>
-          <w:instrText xml:space="preserve"> PAGEREF _Toc242214990 \h </w:instrText>
+          <w:instrText xml:space="preserve"> PAGEREF _Toc242268691 \h </w:instrText>
         </w:r>
         <w:r>
           <w:rPr>
@@ -792,7 +792,7 @@
           <w14:ligatures w14:val="standardContextual"/>
         </w:rPr>
       </w:pPr>
-      <w:hyperlink w:anchor="_Toc242214991" w:history="1">
+      <w:hyperlink w:anchor="_Toc242268692" w:history="1">
         <w:r>
           <w:rPr>
             <w:rStyle w:val="ad"/>
@@ -819,7 +819,7 @@
             <w:noProof/>
             <w:webHidden/>
           </w:rPr>
-          <w:instrText xml:space="preserve"> PAGEREF _Toc242214991 \h </w:instrText>
+          <w:instrText xml:space="preserve"> PAGEREF _Toc242268692 \h </w:instrText>
         </w:r>
         <w:r>
           <w:rPr>
@@ -865,7 +865,7 @@
           <w14:ligatures w14:val="standardContextual"/>
         </w:rPr>
       </w:pPr>
-      <w:hyperlink w:anchor="_Toc242214992" w:history="1">
+      <w:hyperlink w:anchor="_Toc242268693" w:history="1">
         <w:r>
           <w:rPr>
             <w:rStyle w:val="ad"/>
@@ -892,7 +892,7 @@
             <w:noProof/>
             <w:webHidden/>
           </w:rPr>
-          <w:instrText xml:space="preserve"> PAGEREF _Toc242214992 \h </w:instrText>
+          <w:instrText xml:space="preserve"> PAGEREF _Toc242268693 \h </w:instrText>
         </w:r>
         <w:r>
           <w:rPr>
@@ -938,7 +938,7 @@
           <w14:ligatures w14:val="standardContextual"/>
         </w:rPr>
       </w:pPr>
-      <w:hyperlink w:anchor="_Toc242214993" w:history="1">
+      <w:hyperlink w:anchor="_Toc242268694" w:history="1">
         <w:r>
           <w:rPr>
             <w:rStyle w:val="ad"/>
@@ -965,7 +965,7 @@
             <w:noProof/>
             <w:webHidden/>
           </w:rPr>
-          <w:instrText xml:space="preserve"> PAGEREF _Toc242214993 \h </w:instrText>
+          <w:instrText xml:space="preserve"> PAGEREF _Toc242268694 \h </w:instrText>
         </w:r>
         <w:r>
           <w:rPr>
@@ -1011,7 +1011,7 @@
           <w14:ligatures w14:val="standardContextual"/>
         </w:rPr>
       </w:pPr>
-      <w:hyperlink w:anchor="_Toc242214994" w:history="1">
+      <w:hyperlink w:anchor="_Toc242268695" w:history="1">
         <w:r>
           <w:rPr>
             <w:rStyle w:val="ad"/>
@@ -1038,7 +1038,7 @@
             <w:noProof/>
             <w:webHidden/>
           </w:rPr>
-          <w:instrText xml:space="preserve"> PAGEREF _Toc242214994 \h </w:instrText>
+          <w:instrText xml:space="preserve"> PAGEREF _Toc242268695 \h </w:instrText>
         </w:r>
         <w:r>
           <w:rPr>
@@ -1084,7 +1084,7 @@
           <w14:ligatures w14:val="standardContextual"/>
         </w:rPr>
       </w:pPr>
-      <w:hyperlink w:anchor="_Toc242214995" w:history="1">
+      <w:hyperlink w:anchor="_Toc242268696" w:history="1">
         <w:r>
           <w:rPr>
             <w:rStyle w:val="ad"/>
@@ -1111,7 +1111,7 @@
             <w:noProof/>
             <w:webHidden/>
           </w:rPr>
-          <w:instrText xml:space="preserve"> PAGEREF _Toc242214995 \h </w:instrText>
+          <w:instrText xml:space="preserve"> PAGEREF _Toc242268696 \h </w:instrText>
         </w:r>
         <w:r>
           <w:rPr>
@@ -1157,7 +1157,7 @@
           <w14:ligatures w14:val="standardContextual"/>
         </w:rPr>
       </w:pPr>
-      <w:hyperlink w:anchor="_Toc242214996" w:history="1">
+      <w:hyperlink w:anchor="_Toc242268697" w:history="1">
         <w:r>
           <w:rPr>
             <w:rStyle w:val="ad"/>
@@ -1184,7 +1184,7 @@
             <w:noProof/>
             <w:webHidden/>
           </w:rPr>
-          <w:instrText xml:space="preserve"> PAGEREF _Toc242214996 \h </w:instrText>
+          <w:instrText xml:space="preserve"> PAGEREF _Toc242268697 \h </w:instrText>
         </w:r>
         <w:r>
           <w:rPr>
@@ -1230,7 +1230,7 @@
           <w14:ligatures w14:val="standardContextual"/>
         </w:rPr>
       </w:pPr>
-      <w:hyperlink w:anchor="_Toc242214997" w:history="1">
+      <w:hyperlink w:anchor="_Toc242268698" w:history="1">
         <w:r>
           <w:rPr>
             <w:rStyle w:val="ad"/>
@@ -1257,7 +1257,7 @@
             <w:noProof/>
             <w:webHidden/>
           </w:rPr>
-          <w:instrText xml:space="preserve"> PAGEREF _Toc242214997 \h </w:instrText>
+          <w:instrText xml:space="preserve"> PAGEREF _Toc242268698 \h </w:instrText>
         </w:r>
         <w:r>
           <w:rPr>
@@ -1303,7 +1303,7 @@
           <w14:ligatures w14:val="standardContextual"/>
         </w:rPr>
       </w:pPr>
-      <w:hyperlink w:anchor="_Toc242214998" w:history="1">
+      <w:hyperlink w:anchor="_Toc242268699" w:history="1">
         <w:r>
           <w:rPr>
             <w:rStyle w:val="ad"/>
@@ -1330,7 +1330,7 @@
             <w:noProof/>
             <w:webHidden/>
           </w:rPr>
-          <w:instrText xml:space="preserve"> PAGEREF _Toc242214998 \h </w:instrText>
+          <w:instrText xml:space="preserve"> PAGEREF _Toc242268699 \h </w:instrText>
         </w:r>
         <w:r>
           <w:rPr>
@@ -1376,7 +1376,7 @@
           <w14:ligatures w14:val="standardContextual"/>
         </w:rPr>
       </w:pPr>
-      <w:hyperlink w:anchor="_Toc242214999" w:history="1">
+      <w:hyperlink w:anchor="_Toc242268700" w:history="1">
         <w:r>
           <w:rPr>
             <w:rStyle w:val="ad"/>
@@ -1403,7 +1403,7 @@
             <w:noProof/>
             <w:webHidden/>
           </w:rPr>
-          <w:instrText xml:space="preserve"> PAGEREF _Toc242214999 \h </w:instrText>
+          <w:instrText xml:space="preserve"> PAGEREF _Toc242268700 \h </w:instrText>
         </w:r>
         <w:r>
           <w:rPr>
@@ -1449,7 +1449,7 @@
           <w14:ligatures w14:val="standardContextual"/>
         </w:rPr>
       </w:pPr>
-      <w:hyperlink w:anchor="_Toc242215000" w:history="1">
+      <w:hyperlink w:anchor="_Toc242268701" w:history="1">
         <w:r>
           <w:rPr>
             <w:rStyle w:val="ad"/>
@@ -1476,7 +1476,7 @@
             <w:noProof/>
             <w:webHidden/>
           </w:rPr>
-          <w:instrText xml:space="preserve"> PAGEREF _Toc242215000 \h </w:instrText>
+          <w:instrText xml:space="preserve"> PAGEREF _Toc242268701 \h </w:instrText>
         </w:r>
         <w:r>
           <w:rPr>
@@ -1522,7 +1522,7 @@
           <w14:ligatures w14:val="standardContextual"/>
         </w:rPr>
       </w:pPr>
-      <w:hyperlink w:anchor="_Toc242215001" w:history="1">
+      <w:hyperlink w:anchor="_Toc242268702" w:history="1">
         <w:r>
           <w:rPr>
             <w:rStyle w:val="ad"/>
@@ -1549,7 +1549,7 @@
             <w:noProof/>
             <w:webHidden/>
           </w:rPr>
-          <w:instrText xml:space="preserve"> PAGEREF _Toc242215001 \h </w:instrText>
+          <w:instrText xml:space="preserve"> PAGEREF _Toc242268702 \h </w:instrText>
         </w:r>
         <w:r>
           <w:rPr>
@@ -1595,7 +1595,7 @@
           <w14:ligatures w14:val="standardContextual"/>
         </w:rPr>
       </w:pPr>
-      <w:hyperlink w:anchor="_Toc242215002" w:history="1">
+      <w:hyperlink w:anchor="_Toc242268703" w:history="1">
         <w:r>
           <w:rPr>
             <w:rStyle w:val="ad"/>
@@ -1622,7 +1622,7 @@
             <w:noProof/>
             <w:webHidden/>
           </w:rPr>
-          <w:instrText xml:space="preserve"> PAGEREF _Toc242215002 \h </w:instrText>
+          <w:instrText xml:space="preserve"> PAGEREF _Toc242268703 \h </w:instrText>
         </w:r>
         <w:r>
           <w:rPr>
@@ -1668,7 +1668,7 @@
           <w14:ligatures w14:val="standardContextual"/>
         </w:rPr>
       </w:pPr>
-      <w:hyperlink w:anchor="_Toc242215003" w:history="1">
+      <w:hyperlink w:anchor="_Toc242268704" w:history="1">
         <w:r>
           <w:rPr>
             <w:rStyle w:val="ad"/>
@@ -1704,7 +1704,7 @@
             <w:noProof/>
             <w:webHidden/>
           </w:rPr>
-          <w:instrText xml:space="preserve"> PAGEREF _Toc242215003 \h </w:instrText>
+          <w:instrText xml:space="preserve"> PAGEREF _Toc242268704 \h </w:instrText>
         </w:r>
         <w:r>
           <w:rPr>
@@ -1750,7 +1750,7 @@
           <w14:ligatures w14:val="standardContextual"/>
         </w:rPr>
       </w:pPr>
-      <w:hyperlink w:anchor="_Toc242215004" w:history="1">
+      <w:hyperlink w:anchor="_Toc242268705" w:history="1">
         <w:r>
           <w:rPr>
             <w:rStyle w:val="ad"/>
@@ -1777,7 +1777,7 @@
             <w:noProof/>
             <w:webHidden/>
           </w:rPr>
-          <w:instrText xml:space="preserve"> PAGEREF _Toc242215004 \h </w:instrText>
+          <w:instrText xml:space="preserve"> PAGEREF _Toc242268705 \h </w:instrText>
         </w:r>
         <w:r>
           <w:rPr>
@@ -1823,7 +1823,7 @@
           <w14:ligatures w14:val="standardContextual"/>
         </w:rPr>
       </w:pPr>
-      <w:hyperlink w:anchor="_Toc242215005" w:history="1">
+      <w:hyperlink w:anchor="_Toc242268706" w:history="1">
         <w:r>
           <w:rPr>
             <w:rStyle w:val="ad"/>
@@ -1850,7 +1850,7 @@
             <w:noProof/>
             <w:webHidden/>
           </w:rPr>
-          <w:instrText xml:space="preserve"> PAGEREF _Toc242215005 \h </w:instrText>
+          <w:instrText xml:space="preserve"> PAGEREF _Toc242268706 \h </w:instrText>
         </w:r>
         <w:r>
           <w:rPr>
@@ -1896,7 +1896,7 @@
           <w14:ligatures w14:val="standardContextual"/>
         </w:rPr>
       </w:pPr>
-      <w:hyperlink w:anchor="_Toc242215006" w:history="1">
+      <w:hyperlink w:anchor="_Toc242268707" w:history="1">
         <w:r>
           <w:rPr>
             <w:rStyle w:val="ad"/>
@@ -1923,7 +1923,7 @@
             <w:noProof/>
             <w:webHidden/>
           </w:rPr>
-          <w:instrText xml:space="preserve"> PAGEREF _Toc242215006 \h </w:instrText>
+          <w:instrText xml:space="preserve"> PAGEREF _Toc242268707 \h </w:instrText>
         </w:r>
         <w:r>
           <w:rPr>
@@ -1969,7 +1969,7 @@
           <w14:ligatures w14:val="standardContextual"/>
         </w:rPr>
       </w:pPr>
-      <w:hyperlink w:anchor="_Toc242215007" w:history="1">
+      <w:hyperlink w:anchor="_Toc242268708" w:history="1">
         <w:r>
           <w:rPr>
             <w:rStyle w:val="ad"/>
@@ -1996,7 +1996,7 @@
             <w:noProof/>
             <w:webHidden/>
           </w:rPr>
-          <w:instrText xml:space="preserve"> PAGEREF _Toc242215007 \h </w:instrText>
+          <w:instrText xml:space="preserve"> PAGEREF _Toc242268708 \h </w:instrText>
         </w:r>
         <w:r>
           <w:rPr>
@@ -2042,7 +2042,7 @@
           <w14:ligatures w14:val="standardContextual"/>
         </w:rPr>
       </w:pPr>
-      <w:hyperlink w:anchor="_Toc242215008" w:history="1">
+      <w:hyperlink w:anchor="_Toc242268709" w:history="1">
         <w:r>
           <w:rPr>
             <w:rStyle w:val="ad"/>
@@ -2069,7 +2069,7 @@
             <w:noProof/>
             <w:webHidden/>
           </w:rPr>
-          <w:instrText xml:space="preserve"> PAGEREF _Toc242215008 \h </w:instrText>
+          <w:instrText xml:space="preserve"> PAGEREF _Toc242268709 \h </w:instrText>
         </w:r>
         <w:r>
           <w:rPr>
@@ -2116,7 +2116,7 @@
         <w:ind w:firstLine="709"/>
         <w:jc w:val="left"/>
       </w:pPr>
-      <w:bookmarkStart w:id="1" w:name="_Toc242214983"/>
+      <w:bookmarkStart w:id="1" w:name="_Toc242268684"/>
       <w:r>
         <w:lastRenderedPageBreak/>
         <w:t>1 РЕЗЮМЕ ПРОЕКТА</w:t>
@@ -2931,7 +2931,7 @@
         <w:jc w:val="left"/>
       </w:pPr>
       <w:bookmarkStart w:id="2" w:name="идея-и-исходная-гипотеза"/>
-      <w:bookmarkStart w:id="3" w:name="_Toc242214984"/>
+      <w:bookmarkStart w:id="3" w:name="_Toc242268685"/>
       <w:bookmarkEnd w:id="0"/>
       <w:r>
         <w:lastRenderedPageBreak/>
@@ -3459,7 +3459,7 @@
         <w:jc w:val="both"/>
       </w:pPr>
       <w:r>
-        <w:t>В таблице 2 приведено: паспорт идеи.</w:t>
+        <w:t>Данные по теме «паспорт идеи» приведены в таблице 2.</w:t>
       </w:r>
     </w:p>
     <w:p>
@@ -3992,7 +3992,7 @@
         <w:jc w:val="left"/>
       </w:pPr>
       <w:bookmarkStart w:id="4" w:name="X2d8330dba6ca9104e828058da16ce2833187e11"/>
-      <w:bookmarkStart w:id="5" w:name="_Toc242214985"/>
+      <w:bookmarkStart w:id="5" w:name="_Toc242268686"/>
       <w:bookmarkEnd w:id="2"/>
       <w:r>
         <w:lastRenderedPageBreak/>
@@ -4823,7 +4823,7 @@
         <w:spacing w:before="360"/>
       </w:pPr>
       <w:r>
-        <w:t>В таблице 4 приведено: группы запросов (Вордстат, Беларусь, запросов за 30 дней).</w:t>
+        <w:t>Данные по теме «группы запросов (Вордстат, Беларусь, запросов за 30 дней)» приведены в таблице 4.</w:t>
       </w:r>
     </w:p>
     <w:p>
@@ -5418,7 +5418,7 @@
         <w:jc w:val="left"/>
       </w:pPr>
       <w:bookmarkStart w:id="6" w:name="границы-и-размер-рынка"/>
-      <w:bookmarkStart w:id="7" w:name="_Toc242214986"/>
+      <w:bookmarkStart w:id="7" w:name="_Toc242268687"/>
       <w:bookmarkEnd w:id="4"/>
       <w:r>
         <w:lastRenderedPageBreak/>
@@ -6070,7 +6070,7 @@
         <w:spacing w:before="360"/>
       </w:pPr>
       <w:r>
-        <w:t>В таблице 6 приведено: границы рынка старта.</w:t>
+        <w:t>Данные по теме «границы рынка старта» приведены в таблице 6.</w:t>
       </w:r>
     </w:p>
     <w:p>
@@ -7148,7 +7148,7 @@
         <w:jc w:val="left"/>
       </w:pPr>
       <w:bookmarkStart w:id="8" w:name="конкурентная-среда-и-уровни-конкуренции"/>
-      <w:bookmarkStart w:id="9" w:name="_Toc242214987"/>
+      <w:bookmarkStart w:id="9" w:name="_Toc242268688"/>
       <w:bookmarkEnd w:id="6"/>
       <w:r>
         <w:lastRenderedPageBreak/>
@@ -7906,7 +7906,7 @@
         <w:spacing w:before="360"/>
       </w:pPr>
       <w:r>
-        <w:t>В таблице 8 приведено: распределение компаний по уровням конкуренции (ЛР5).</w:t>
+        <w:t>Данные по теме «распределение компаний по уровням конкуренции (ЛР5)» приведены в таблице 8.</w:t>
       </w:r>
     </w:p>
     <w:p>
@@ -8741,7 +8741,7 @@
         <w:jc w:val="left"/>
       </w:pPr>
       <w:bookmarkStart w:id="10" w:name="барьеры-входа-и-выхода"/>
-      <w:bookmarkStart w:id="11" w:name="_Toc242214988"/>
+      <w:bookmarkStart w:id="11" w:name="_Toc242268689"/>
       <w:bookmarkEnd w:id="8"/>
       <w:r>
         <w:lastRenderedPageBreak/>
@@ -9676,7 +9676,7 @@
         <w:rPr>
           <w:i/>
         </w:rPr>
-        <w:t>В таблице 10 приведено: барьеры входа.</w:t>
+        <w:t>Данные по теме «барьеры входа» приведены в таблице 10.</w:t>
       </w:r>
     </w:p>
     <w:p>
@@ -10134,7 +10134,7 @@
           <w:i/>
         </w:rPr>
         <w:lastRenderedPageBreak/>
-        <w:t>В таблице 11 приведено: барьеры выхода.</w:t>
+        <w:t>Данные по теме «барьеры выхода» приведены в таблице 11.</w:t>
       </w:r>
     </w:p>
     <w:p>
@@ -10611,7 +10611,7 @@
         <w:jc w:val="left"/>
       </w:pPr>
       <w:bookmarkStart w:id="12" w:name="Xa88b4cd92fed3dc81e67f6d97f9a1c979895bb8"/>
-      <w:bookmarkStart w:id="13" w:name="_Toc242214989"/>
+      <w:bookmarkStart w:id="13" w:name="_Toc242268690"/>
       <w:bookmarkEnd w:id="10"/>
       <w:r>
         <w:lastRenderedPageBreak/>
@@ -11971,7 +11971,7 @@
         <w:jc w:val="left"/>
       </w:pPr>
       <w:bookmarkStart w:id="14" w:name="ценностное-предложение-и-цифровой-товар"/>
-      <w:bookmarkStart w:id="15" w:name="_Toc242214990"/>
+      <w:bookmarkStart w:id="15" w:name="_Toc242268691"/>
       <w:bookmarkEnd w:id="12"/>
       <w:r>
         <w:lastRenderedPageBreak/>
@@ -12409,7 +12409,7 @@
         <w:jc w:val="both"/>
       </w:pPr>
       <w:r>
-        <w:t>В таблице 14 приведено: паспорт ценности (методика 6.1).</w:t>
+        <w:t>Данные по теме «паспорт ценности (методика 6.1)» приведены в таблице 14.</w:t>
       </w:r>
     </w:p>
     <w:p>
@@ -13118,7 +13118,7 @@
         <w:jc w:val="left"/>
       </w:pPr>
       <w:bookmarkStart w:id="16" w:name="бизнес-модель-по-канвас"/>
-      <w:bookmarkStart w:id="17" w:name="_Toc242214991"/>
+      <w:bookmarkStart w:id="17" w:name="_Toc242268692"/>
       <w:bookmarkEnd w:id="14"/>
       <w:r>
         <w:lastRenderedPageBreak/>
@@ -14539,7 +14539,7 @@
         <w:jc w:val="left"/>
       </w:pPr>
       <w:bookmarkStart w:id="18" w:name="X519d46f9ff7923648cbfef21e26057944381813"/>
-      <w:bookmarkStart w:id="19" w:name="_Toc242214992"/>
+      <w:bookmarkStart w:id="19" w:name="_Toc242268693"/>
       <w:bookmarkEnd w:id="16"/>
       <w:r>
         <w:lastRenderedPageBreak/>
@@ -15334,7 +15334,7 @@
         <w:spacing w:before="360"/>
       </w:pPr>
       <w:r>
-        <w:t>В таблице 17 приведено: матрица ролей.</w:t>
+        <w:t>Данные по теме «матрица ролей» приведены в таблице 17.</w:t>
       </w:r>
     </w:p>
     <w:p>
@@ -17589,7 +17589,7 @@
         <w:jc w:val="left"/>
       </w:pPr>
       <w:bookmarkStart w:id="20" w:name="тз-страницы-экраны-функционал-и-контент"/>
-      <w:bookmarkStart w:id="21" w:name="_Toc242214993"/>
+      <w:bookmarkStart w:id="21" w:name="_Toc242268694"/>
       <w:bookmarkEnd w:id="18"/>
       <w:r>
         <w:lastRenderedPageBreak/>
@@ -19574,7 +19574,7 @@
         <w:jc w:val="both"/>
       </w:pPr>
       <w:r>
-        <w:t>В таблице 19 приведено: интерфейсные единицы (методика 6.4).</w:t>
+        <w:t>Данные по теме «интерфейсные единицы (методика 6.4)» приведены в таблице 19.</w:t>
       </w:r>
     </w:p>
     <w:p>
@@ -20395,7 +20395,7 @@
         <w:jc w:val="left"/>
       </w:pPr>
       <w:bookmarkStart w:id="22" w:name="X6fbfd264f9ea7454845142dab8a87f3e23487f5"/>
-      <w:bookmarkStart w:id="23" w:name="_Toc242214994"/>
+      <w:bookmarkStart w:id="23" w:name="_Toc242268695"/>
       <w:bookmarkEnd w:id="20"/>
       <w:r>
         <w:lastRenderedPageBreak/>
@@ -23585,7 +23585,7 @@
         <w:jc w:val="both"/>
       </w:pPr>
       <w:r>
-        <w:t>В таблице 21 приведено: оценка единиц и релиз (методика 6.5, шаблон).</w:t>
+        <w:t>Данные по теме «оценка единиц и релиз (методика 6.5, шаблон)» приведены в таблице 21.</w:t>
       </w:r>
     </w:p>
     <w:p>
@@ -24420,7 +24420,7 @@
         <w:jc w:val="left"/>
       </w:pPr>
       <w:bookmarkStart w:id="24" w:name="решение-о-целесообразности-старта"/>
-      <w:bookmarkStart w:id="25" w:name="_Toc242214995"/>
+      <w:bookmarkStart w:id="25" w:name="_Toc242268696"/>
       <w:bookmarkEnd w:id="22"/>
       <w:r>
         <w:lastRenderedPageBreak/>
@@ -25761,7 +25761,7 @@
         <w:jc w:val="left"/>
       </w:pPr>
       <w:bookmarkStart w:id="26" w:name="приложения"/>
-      <w:bookmarkStart w:id="27" w:name="_Toc242214996"/>
+      <w:bookmarkStart w:id="27" w:name="_Toc242268697"/>
       <w:bookmarkEnd w:id="24"/>
       <w:r>
         <w:lastRenderedPageBreak/>
@@ -25777,7 +25777,7 @@
         <w:jc w:val="left"/>
       </w:pPr>
       <w:bookmarkStart w:id="28" w:name="приложение-1.-паспорт-итогового-отчёта"/>
-      <w:bookmarkStart w:id="29" w:name="_Toc242214997"/>
+      <w:bookmarkStart w:id="29" w:name="_Toc242268698"/>
       <w:r>
         <w:t>Приложение 1. Паспорт итогового отчета</w:t>
       </w:r>
@@ -26642,7 +26642,7 @@
         <w:jc w:val="both"/>
       </w:pPr>
       <w:r>
-        <w:t>В таблице 25 приведено: паспорт итогового отчета.</w:t>
+        <w:t>Данные по теме «паспорт итогового отчета» приведены в таблице 25.</w:t>
       </w:r>
     </w:p>
     <w:p>
@@ -26653,7 +26653,7 @@
         <w:jc w:val="left"/>
       </w:pPr>
       <w:bookmarkStart w:id="30" w:name="приложение-2.-карта-доказательств"/>
-      <w:bookmarkStart w:id="31" w:name="_Toc242214998"/>
+      <w:bookmarkStart w:id="31" w:name="_Toc242268699"/>
       <w:bookmarkEnd w:id="28"/>
       <w:r>
         <w:lastRenderedPageBreak/>
@@ -28490,7 +28490,8 @@
         <w:jc w:val="both"/>
       </w:pPr>
       <w:r>
-        <w:t>В таблице 26 приведено: карта доказательств по разделам.</w:t>
+        <w:lastRenderedPageBreak/>
+        <w:t>Данные по теме «карта доказательств по разделам» приведены в таблице 26.</w:t>
       </w:r>
     </w:p>
     <w:p>
@@ -28501,10 +28502,9 @@
         <w:jc w:val="left"/>
       </w:pPr>
       <w:bookmarkStart w:id="32" w:name="Xceba68430e899af047e91f177a340d3ea7b2628"/>
-      <w:bookmarkStart w:id="33" w:name="_Toc242214999"/>
+      <w:bookmarkStart w:id="33" w:name="_Toc242268700"/>
       <w:bookmarkEnd w:id="30"/>
       <w:r>
-        <w:lastRenderedPageBreak/>
         <w:t>Приложение 3. Контрольный лист полноты отчета</w:t>
       </w:r>
       <w:bookmarkEnd w:id="33"/>
@@ -29965,7 +29965,7 @@
         <w:jc w:val="both"/>
       </w:pPr>
       <w:r>
-        <w:t>В таблице 27 приведено: контрольный лист полноты.</w:t>
+        <w:t>Данные по теме «контрольный лист полноты» приведены в таблице 27.</w:t>
       </w:r>
     </w:p>
     <w:p>
@@ -29976,7 +29976,7 @@
         <w:jc w:val="left"/>
       </w:pPr>
       <w:bookmarkStart w:id="34" w:name="Xecd3f552ef281331bb9d84d2947c37405253e06"/>
-      <w:bookmarkStart w:id="35" w:name="_Toc242215000"/>
+      <w:bookmarkStart w:id="35" w:name="_Toc242268701"/>
       <w:bookmarkEnd w:id="32"/>
       <w:r>
         <w:lastRenderedPageBreak/>
@@ -30787,7 +30787,7 @@
         <w:jc w:val="both"/>
       </w:pPr>
       <w:r>
-        <w:t>В таблице 28 приведено: минимальная форма ТЗ.</w:t>
+        <w:t>Данные по теме «минимальная форма ТЗ» приведены в таблице 28.</w:t>
       </w:r>
     </w:p>
     <w:p>
@@ -30798,7 +30798,7 @@
         <w:jc w:val="left"/>
       </w:pPr>
       <w:bookmarkStart w:id="36" w:name="приложение-5.-заключение-отчёта"/>
-      <w:bookmarkStart w:id="37" w:name="_Toc242215001"/>
+      <w:bookmarkStart w:id="37" w:name="_Toc242268702"/>
       <w:bookmarkEnd w:id="34"/>
       <w:r>
         <w:t>Приложение 5. Заключение отчета</w:t>
@@ -31083,7 +31083,7 @@
         <w:jc w:val="left"/>
       </w:pPr>
       <w:bookmarkStart w:id="38" w:name="X7592bcc18bb75f55d55926869feeb0dbe3cdc91"/>
-      <w:bookmarkStart w:id="39" w:name="_Toc242215002"/>
+      <w:bookmarkStart w:id="39" w:name="_Toc242268703"/>
       <w:bookmarkEnd w:id="36"/>
       <w:r>
         <w:lastRenderedPageBreak/>
@@ -31778,7 +31778,7 @@
         <w:jc w:val="both"/>
       </w:pPr>
       <w:r>
-        <w:t>В таблице 29 приведено: перечень данных, требующих дополнительного сбора.</w:t>
+        <w:t>Данные по теме «перечень данных, требующих дополнительного сбора» приведены в таблице 29.</w:t>
       </w:r>
     </w:p>
     <w:p>
@@ -31789,7 +31789,7 @@
         <w:jc w:val="left"/>
       </w:pPr>
       <w:bookmarkStart w:id="40" w:name="X86121a35bf62d7a405cb9352e2116679ddeb40e"/>
-      <w:bookmarkStart w:id="41" w:name="_Toc242215003"/>
+      <w:bookmarkStart w:id="41" w:name="_Toc242268704"/>
       <w:bookmarkEnd w:id="38"/>
       <w:r>
         <w:t xml:space="preserve">Приложение 7. Сверка с проектной документацией </w:t>
@@ -32862,7 +32862,7 @@
         <w:spacing w:before="360"/>
       </w:pPr>
       <w:r>
-        <w:t>В таблице 30 приведено: данные документации проекта, использованные в отчете.</w:t>
+        <w:t>Данные по теме «данные документации проекта, использованные в отчете» приведены в таблице 30.</w:t>
       </w:r>
     </w:p>
     <w:p>
@@ -32873,7 +32873,7 @@
         <w:jc w:val="left"/>
       </w:pPr>
       <w:bookmarkStart w:id="42" w:name="X7cc1cfbb0525036017e3545ad1f0e9d941c62c3"/>
-      <w:bookmarkStart w:id="43" w:name="_Toc242215004"/>
+      <w:bookmarkStart w:id="43" w:name="_Toc242268705"/>
       <w:bookmarkEnd w:id="40"/>
       <w:r>
         <w:lastRenderedPageBreak/>
@@ -33838,7 +33838,7 @@
         <w:jc w:val="left"/>
       </w:pPr>
       <w:bookmarkStart w:id="44" w:name="X5a365d7fb0807d209b994b385a865a91e66d24c"/>
-      <w:bookmarkStart w:id="45" w:name="_Toc242215005"/>
+      <w:bookmarkStart w:id="45" w:name="_Toc242268706"/>
       <w:bookmarkEnd w:id="42"/>
       <w:r>
         <w:t>Приложение 9. Расчетные значения для заполнения пропусков</w:t>
@@ -35803,7 +35803,7 @@
         <w:jc w:val="left"/>
       </w:pPr>
       <w:bookmarkStart w:id="46" w:name="X2d8793de26fcef26bca21e670b2976884fc575e"/>
-      <w:bookmarkStart w:id="47" w:name="_Toc242215006"/>
+      <w:bookmarkStart w:id="47" w:name="_Toc242268707"/>
       <w:bookmarkEnd w:id="44"/>
       <w:r>
         <w:t>Приложение 10. Калибровка пробного опроса и закрытие остальных пропусков</w:t>
@@ -36514,7 +36514,7 @@
         <w:spacing w:after="360"/>
       </w:pPr>
       <w:bookmarkStart w:id="48" w:name="выводы"/>
-      <w:bookmarkStart w:id="49" w:name="_Toc242215007"/>
+      <w:bookmarkStart w:id="49" w:name="_Toc242268708"/>
       <w:bookmarkEnd w:id="26"/>
       <w:bookmarkEnd w:id="46"/>
       <w:r>
@@ -36674,7 +36674,7 @@
         <w:spacing w:after="360"/>
       </w:pPr>
       <w:bookmarkStart w:id="50" w:name="список-использованных-источников"/>
-      <w:bookmarkStart w:id="51" w:name="_Toc242215008"/>
+      <w:bookmarkStart w:id="51" w:name="_Toc242268709"/>
       <w:bookmarkEnd w:id="48"/>
       <w:r>
         <w:lastRenderedPageBreak/>

--- a/ПРОВЕРИТЬ_ОТЧЕТЫ/ОТЧЕТ_ЛР7_NotaCode.docx
+++ b/ПРОВЕРИТЬ_ОТЧЕТЫ/ОТЧЕТ_ЛР7_NotaCode.docx
@@ -192,7 +192,7 @@
       <w:r>
         <w:fldChar w:fldCharType="separate"/>
       </w:r>
-      <w:hyperlink w:anchor="_Toc242310396" w:history="1">
+      <w:hyperlink w:anchor="_Toc242311392" w:history="1">
         <w:r>
           <w:rPr>
             <w:rStyle w:val="ad"/>
@@ -219,7 +219,7 @@
             <w:noProof/>
             <w:webHidden/>
           </w:rPr>
-          <w:instrText xml:space="preserve"> PAGEREF _Toc242310396 \h </w:instrText>
+          <w:instrText xml:space="preserve"> PAGEREF _Toc242311392 \h </w:instrText>
         </w:r>
         <w:r>
           <w:rPr>
@@ -265,7 +265,7 @@
           <w14:ligatures w14:val="standardContextual"/>
         </w:rPr>
       </w:pPr>
-      <w:hyperlink w:anchor="_Toc242310397" w:history="1">
+      <w:hyperlink w:anchor="_Toc242311393" w:history="1">
         <w:r>
           <w:rPr>
             <w:rStyle w:val="ad"/>
@@ -292,7 +292,7 @@
             <w:noProof/>
             <w:webHidden/>
           </w:rPr>
-          <w:instrText xml:space="preserve"> PAGEREF _Toc242310397 \h </w:instrText>
+          <w:instrText xml:space="preserve"> PAGEREF _Toc242311393 \h </w:instrText>
         </w:r>
         <w:r>
           <w:rPr>
@@ -338,7 +338,7 @@
           <w14:ligatures w14:val="standardContextual"/>
         </w:rPr>
       </w:pPr>
-      <w:hyperlink w:anchor="_Toc242310398" w:history="1">
+      <w:hyperlink w:anchor="_Toc242311394" w:history="1">
         <w:r>
           <w:rPr>
             <w:rStyle w:val="ad"/>
@@ -389,7 +389,7 @@
             <w:noProof/>
             <w:webHidden/>
           </w:rPr>
-          <w:instrText xml:space="preserve"> PAGEREF _Toc242310398 \h </w:instrText>
+          <w:instrText xml:space="preserve"> PAGEREF _Toc242311394 \h </w:instrText>
         </w:r>
         <w:r>
           <w:rPr>
@@ -435,7 +435,7 @@
           <w14:ligatures w14:val="standardContextual"/>
         </w:rPr>
       </w:pPr>
-      <w:hyperlink w:anchor="_Toc242310399" w:history="1">
+      <w:hyperlink w:anchor="_Toc242311395" w:history="1">
         <w:r>
           <w:rPr>
             <w:rStyle w:val="ad"/>
@@ -462,7 +462,7 @@
             <w:noProof/>
             <w:webHidden/>
           </w:rPr>
-          <w:instrText xml:space="preserve"> PAGEREF _Toc242310399 \h </w:instrText>
+          <w:instrText xml:space="preserve"> PAGEREF _Toc242311395 \h </w:instrText>
         </w:r>
         <w:r>
           <w:rPr>
@@ -508,7 +508,7 @@
           <w14:ligatures w14:val="standardContextual"/>
         </w:rPr>
       </w:pPr>
-      <w:hyperlink w:anchor="_Toc242310400" w:history="1">
+      <w:hyperlink w:anchor="_Toc242311396" w:history="1">
         <w:r>
           <w:rPr>
             <w:rStyle w:val="ad"/>
@@ -535,7 +535,7 @@
             <w:noProof/>
             <w:webHidden/>
           </w:rPr>
-          <w:instrText xml:space="preserve"> PAGEREF _Toc242310400 \h </w:instrText>
+          <w:instrText xml:space="preserve"> PAGEREF _Toc242311396 \h </w:instrText>
         </w:r>
         <w:r>
           <w:rPr>
@@ -581,7 +581,7 @@
           <w14:ligatures w14:val="standardContextual"/>
         </w:rPr>
       </w:pPr>
-      <w:hyperlink w:anchor="_Toc242310401" w:history="1">
+      <w:hyperlink w:anchor="_Toc242311397" w:history="1">
         <w:r>
           <w:rPr>
             <w:rStyle w:val="ad"/>
@@ -608,7 +608,7 @@
             <w:noProof/>
             <w:webHidden/>
           </w:rPr>
-          <w:instrText xml:space="preserve"> PAGEREF _Toc242310401 \h </w:instrText>
+          <w:instrText xml:space="preserve"> PAGEREF _Toc242311397 \h </w:instrText>
         </w:r>
         <w:r>
           <w:rPr>
@@ -654,7 +654,7 @@
           <w14:ligatures w14:val="standardContextual"/>
         </w:rPr>
       </w:pPr>
-      <w:hyperlink w:anchor="_Toc242310402" w:history="1">
+      <w:hyperlink w:anchor="_Toc242311398" w:history="1">
         <w:r>
           <w:rPr>
             <w:rStyle w:val="ad"/>
@@ -681,7 +681,7 @@
             <w:noProof/>
             <w:webHidden/>
           </w:rPr>
-          <w:instrText xml:space="preserve"> PAGEREF _Toc242310402 \h </w:instrText>
+          <w:instrText xml:space="preserve"> PAGEREF _Toc242311398 \h </w:instrText>
         </w:r>
         <w:r>
           <w:rPr>
@@ -727,7 +727,7 @@
           <w14:ligatures w14:val="standardContextual"/>
         </w:rPr>
       </w:pPr>
-      <w:hyperlink w:anchor="_Toc242310403" w:history="1">
+      <w:hyperlink w:anchor="_Toc242311399" w:history="1">
         <w:r>
           <w:rPr>
             <w:rStyle w:val="ad"/>
@@ -754,7 +754,7 @@
             <w:noProof/>
             <w:webHidden/>
           </w:rPr>
-          <w:instrText xml:space="preserve"> PAGEREF _Toc242310403 \h </w:instrText>
+          <w:instrText xml:space="preserve"> PAGEREF _Toc242311399 \h </w:instrText>
         </w:r>
         <w:r>
           <w:rPr>
@@ -800,7 +800,7 @@
           <w14:ligatures w14:val="standardContextual"/>
         </w:rPr>
       </w:pPr>
-      <w:hyperlink w:anchor="_Toc242310404" w:history="1">
+      <w:hyperlink w:anchor="_Toc242311400" w:history="1">
         <w:r>
           <w:rPr>
             <w:rStyle w:val="ad"/>
@@ -827,7 +827,7 @@
             <w:noProof/>
             <w:webHidden/>
           </w:rPr>
-          <w:instrText xml:space="preserve"> PAGEREF _Toc242310404 \h </w:instrText>
+          <w:instrText xml:space="preserve"> PAGEREF _Toc242311400 \h </w:instrText>
         </w:r>
         <w:r>
           <w:rPr>
@@ -873,7 +873,7 @@
           <w14:ligatures w14:val="standardContextual"/>
         </w:rPr>
       </w:pPr>
-      <w:hyperlink w:anchor="_Toc242310405" w:history="1">
+      <w:hyperlink w:anchor="_Toc242311401" w:history="1">
         <w:r>
           <w:rPr>
             <w:rStyle w:val="ad"/>
@@ -900,7 +900,7 @@
             <w:noProof/>
             <w:webHidden/>
           </w:rPr>
-          <w:instrText xml:space="preserve"> PAGEREF _Toc242310405 \h </w:instrText>
+          <w:instrText xml:space="preserve"> PAGEREF _Toc242311401 \h </w:instrText>
         </w:r>
         <w:r>
           <w:rPr>
@@ -946,7 +946,7 @@
           <w14:ligatures w14:val="standardContextual"/>
         </w:rPr>
       </w:pPr>
-      <w:hyperlink w:anchor="_Toc242310406" w:history="1">
+      <w:hyperlink w:anchor="_Toc242311402" w:history="1">
         <w:r>
           <w:rPr>
             <w:rStyle w:val="ad"/>
@@ -973,7 +973,7 @@
             <w:noProof/>
             <w:webHidden/>
           </w:rPr>
-          <w:instrText xml:space="preserve"> PAGEREF _Toc242310406 \h </w:instrText>
+          <w:instrText xml:space="preserve"> PAGEREF _Toc242311402 \h </w:instrText>
         </w:r>
         <w:r>
           <w:rPr>
@@ -1019,7 +1019,7 @@
           <w14:ligatures w14:val="standardContextual"/>
         </w:rPr>
       </w:pPr>
-      <w:hyperlink w:anchor="_Toc242310407" w:history="1">
+      <w:hyperlink w:anchor="_Toc242311403" w:history="1">
         <w:r>
           <w:rPr>
             <w:rStyle w:val="ad"/>
@@ -1046,7 +1046,7 @@
             <w:noProof/>
             <w:webHidden/>
           </w:rPr>
-          <w:instrText xml:space="preserve"> PAGEREF _Toc242310407 \h </w:instrText>
+          <w:instrText xml:space="preserve"> PAGEREF _Toc242311403 \h </w:instrText>
         </w:r>
         <w:r>
           <w:rPr>
@@ -1092,7 +1092,7 @@
           <w14:ligatures w14:val="standardContextual"/>
         </w:rPr>
       </w:pPr>
-      <w:hyperlink w:anchor="_Toc242310408" w:history="1">
+      <w:hyperlink w:anchor="_Toc242311404" w:history="1">
         <w:r>
           <w:rPr>
             <w:rStyle w:val="ad"/>
@@ -1119,7 +1119,7 @@
             <w:noProof/>
             <w:webHidden/>
           </w:rPr>
-          <w:instrText xml:space="preserve"> PAGEREF _Toc242310408 \h </w:instrText>
+          <w:instrText xml:space="preserve"> PAGEREF _Toc242311404 \h </w:instrText>
         </w:r>
         <w:r>
           <w:rPr>
@@ -1165,7 +1165,7 @@
           <w14:ligatures w14:val="standardContextual"/>
         </w:rPr>
       </w:pPr>
-      <w:hyperlink w:anchor="_Toc242310409" w:history="1">
+      <w:hyperlink w:anchor="_Toc242311405" w:history="1">
         <w:r>
           <w:rPr>
             <w:rStyle w:val="ad"/>
@@ -1192,7 +1192,7 @@
             <w:noProof/>
             <w:webHidden/>
           </w:rPr>
-          <w:instrText xml:space="preserve"> PAGEREF _Toc242310409 \h </w:instrText>
+          <w:instrText xml:space="preserve"> PAGEREF _Toc242311405 \h </w:instrText>
         </w:r>
         <w:r>
           <w:rPr>
@@ -1238,7 +1238,7 @@
           <w14:ligatures w14:val="standardContextual"/>
         </w:rPr>
       </w:pPr>
-      <w:hyperlink w:anchor="_Toc242310410" w:history="1">
+      <w:hyperlink w:anchor="_Toc242311406" w:history="1">
         <w:r>
           <w:rPr>
             <w:rStyle w:val="ad"/>
@@ -1265,7 +1265,7 @@
             <w:noProof/>
             <w:webHidden/>
           </w:rPr>
-          <w:instrText xml:space="preserve"> PAGEREF _Toc242310410 \h </w:instrText>
+          <w:instrText xml:space="preserve"> PAGEREF _Toc242311406 \h </w:instrText>
         </w:r>
         <w:r>
           <w:rPr>
@@ -1311,7 +1311,7 @@
           <w14:ligatures w14:val="standardContextual"/>
         </w:rPr>
       </w:pPr>
-      <w:hyperlink w:anchor="_Toc242310411" w:history="1">
+      <w:hyperlink w:anchor="_Toc242311407" w:history="1">
         <w:r>
           <w:rPr>
             <w:rStyle w:val="ad"/>
@@ -1338,7 +1338,7 @@
             <w:noProof/>
             <w:webHidden/>
           </w:rPr>
-          <w:instrText xml:space="preserve"> PAGEREF _Toc242310411 \h </w:instrText>
+          <w:instrText xml:space="preserve"> PAGEREF _Toc242311407 \h </w:instrText>
         </w:r>
         <w:r>
           <w:rPr>
@@ -1384,7 +1384,7 @@
           <w14:ligatures w14:val="standardContextual"/>
         </w:rPr>
       </w:pPr>
-      <w:hyperlink w:anchor="_Toc242310412" w:history="1">
+      <w:hyperlink w:anchor="_Toc242311408" w:history="1">
         <w:r>
           <w:rPr>
             <w:rStyle w:val="ad"/>
@@ -1411,7 +1411,7 @@
             <w:noProof/>
             <w:webHidden/>
           </w:rPr>
-          <w:instrText xml:space="preserve"> PAGEREF _Toc242310412 \h </w:instrText>
+          <w:instrText xml:space="preserve"> PAGEREF _Toc242311408 \h </w:instrText>
         </w:r>
         <w:r>
           <w:rPr>
@@ -1457,7 +1457,7 @@
           <w14:ligatures w14:val="standardContextual"/>
         </w:rPr>
       </w:pPr>
-      <w:hyperlink w:anchor="_Toc242310413" w:history="1">
+      <w:hyperlink w:anchor="_Toc242311409" w:history="1">
         <w:r>
           <w:rPr>
             <w:rStyle w:val="ad"/>
@@ -1484,7 +1484,7 @@
             <w:noProof/>
             <w:webHidden/>
           </w:rPr>
-          <w:instrText xml:space="preserve"> PAGEREF _Toc242310413 \h </w:instrText>
+          <w:instrText xml:space="preserve"> PAGEREF _Toc242311409 \h </w:instrText>
         </w:r>
         <w:r>
           <w:rPr>
@@ -1530,7 +1530,7 @@
           <w14:ligatures w14:val="standardContextual"/>
         </w:rPr>
       </w:pPr>
-      <w:hyperlink w:anchor="_Toc242310414" w:history="1">
+      <w:hyperlink w:anchor="_Toc242311410" w:history="1">
         <w:r>
           <w:rPr>
             <w:rStyle w:val="ad"/>
@@ -1557,7 +1557,7 @@
             <w:noProof/>
             <w:webHidden/>
           </w:rPr>
-          <w:instrText xml:space="preserve"> PAGEREF _Toc242310414 \h </w:instrText>
+          <w:instrText xml:space="preserve"> PAGEREF _Toc242311410 \h </w:instrText>
         </w:r>
         <w:r>
           <w:rPr>
@@ -1603,7 +1603,7 @@
           <w14:ligatures w14:val="standardContextual"/>
         </w:rPr>
       </w:pPr>
-      <w:hyperlink w:anchor="_Toc242310415" w:history="1">
+      <w:hyperlink w:anchor="_Toc242311411" w:history="1">
         <w:r>
           <w:rPr>
             <w:rStyle w:val="ad"/>
@@ -1630,7 +1630,7 @@
             <w:noProof/>
             <w:webHidden/>
           </w:rPr>
-          <w:instrText xml:space="preserve"> PAGEREF _Toc242310415 \h </w:instrText>
+          <w:instrText xml:space="preserve"> PAGEREF _Toc242311411 \h </w:instrText>
         </w:r>
         <w:r>
           <w:rPr>
@@ -1676,7 +1676,7 @@
           <w14:ligatures w14:val="standardContextual"/>
         </w:rPr>
       </w:pPr>
-      <w:hyperlink w:anchor="_Toc242310416" w:history="1">
+      <w:hyperlink w:anchor="_Toc242311412" w:history="1">
         <w:r>
           <w:rPr>
             <w:rStyle w:val="ad"/>
@@ -1712,7 +1712,7 @@
             <w:noProof/>
             <w:webHidden/>
           </w:rPr>
-          <w:instrText xml:space="preserve"> PAGEREF _Toc242310416 \h </w:instrText>
+          <w:instrText xml:space="preserve"> PAGEREF _Toc242311412 \h </w:instrText>
         </w:r>
         <w:r>
           <w:rPr>
@@ -1758,7 +1758,7 @@
           <w14:ligatures w14:val="standardContextual"/>
         </w:rPr>
       </w:pPr>
-      <w:hyperlink w:anchor="_Toc242310417" w:history="1">
+      <w:hyperlink w:anchor="_Toc242311413" w:history="1">
         <w:r>
           <w:rPr>
             <w:rStyle w:val="ad"/>
@@ -1785,7 +1785,7 @@
             <w:noProof/>
             <w:webHidden/>
           </w:rPr>
-          <w:instrText xml:space="preserve"> PAGEREF _Toc242310417 \h </w:instrText>
+          <w:instrText xml:space="preserve"> PAGEREF _Toc242311413 \h </w:instrText>
         </w:r>
         <w:r>
           <w:rPr>
@@ -1831,7 +1831,7 @@
           <w14:ligatures w14:val="standardContextual"/>
         </w:rPr>
       </w:pPr>
-      <w:hyperlink w:anchor="_Toc242310418" w:history="1">
+      <w:hyperlink w:anchor="_Toc242311414" w:history="1">
         <w:r>
           <w:rPr>
             <w:rStyle w:val="ad"/>
@@ -1858,7 +1858,7 @@
             <w:noProof/>
             <w:webHidden/>
           </w:rPr>
-          <w:instrText xml:space="preserve"> PAGEREF _Toc242310418 \h </w:instrText>
+          <w:instrText xml:space="preserve"> PAGEREF _Toc242311414 \h </w:instrText>
         </w:r>
         <w:r>
           <w:rPr>
@@ -1904,7 +1904,7 @@
           <w14:ligatures w14:val="standardContextual"/>
         </w:rPr>
       </w:pPr>
-      <w:hyperlink w:anchor="_Toc242310419" w:history="1">
+      <w:hyperlink w:anchor="_Toc242311415" w:history="1">
         <w:r>
           <w:rPr>
             <w:rStyle w:val="ad"/>
@@ -1931,7 +1931,7 @@
             <w:noProof/>
             <w:webHidden/>
           </w:rPr>
-          <w:instrText xml:space="preserve"> PAGEREF _Toc242310419 \h </w:instrText>
+          <w:instrText xml:space="preserve"> PAGEREF _Toc242311415 \h </w:instrText>
         </w:r>
         <w:r>
           <w:rPr>
@@ -1977,7 +1977,7 @@
           <w14:ligatures w14:val="standardContextual"/>
         </w:rPr>
       </w:pPr>
-      <w:hyperlink w:anchor="_Toc242310420" w:history="1">
+      <w:hyperlink w:anchor="_Toc242311416" w:history="1">
         <w:r>
           <w:rPr>
             <w:rStyle w:val="ad"/>
@@ -2004,7 +2004,7 @@
             <w:noProof/>
             <w:webHidden/>
           </w:rPr>
-          <w:instrText xml:space="preserve"> PAGEREF _Toc242310420 \h </w:instrText>
+          <w:instrText xml:space="preserve"> PAGEREF _Toc242311416 \h </w:instrText>
         </w:r>
         <w:r>
           <w:rPr>
@@ -2050,7 +2050,7 @@
           <w14:ligatures w14:val="standardContextual"/>
         </w:rPr>
       </w:pPr>
-      <w:hyperlink w:anchor="_Toc242310421" w:history="1">
+      <w:hyperlink w:anchor="_Toc242311417" w:history="1">
         <w:r>
           <w:rPr>
             <w:rStyle w:val="ad"/>
@@ -2077,7 +2077,7 @@
             <w:noProof/>
             <w:webHidden/>
           </w:rPr>
-          <w:instrText xml:space="preserve"> PAGEREF _Toc242310421 \h </w:instrText>
+          <w:instrText xml:space="preserve"> PAGEREF _Toc242311417 \h </w:instrText>
         </w:r>
         <w:r>
           <w:rPr>
@@ -2124,7 +2124,7 @@
         <w:ind w:firstLine="709"/>
         <w:jc w:val="left"/>
       </w:pPr>
-      <w:bookmarkStart w:id="1" w:name="_Toc242310396"/>
+      <w:bookmarkStart w:id="1" w:name="_Toc242311392"/>
       <w:r>
         <w:lastRenderedPageBreak/>
         <w:t>1 РЕЗЮМЕ ПРОЕКТА</w:t>
@@ -2902,7 +2902,7 @@
         <w:jc w:val="left"/>
       </w:pPr>
       <w:bookmarkStart w:id="2" w:name="идея-и-исходная-гипотеза"/>
-      <w:bookmarkStart w:id="3" w:name="_Toc242310397"/>
+      <w:bookmarkStart w:id="3" w:name="_Toc242311393"/>
       <w:bookmarkEnd w:id="0"/>
       <w:r>
         <w:lastRenderedPageBreak/>
@@ -3995,7 +3995,7 @@
         <w:jc w:val="left"/>
       </w:pPr>
       <w:bookmarkStart w:id="4" w:name="X2d8330dba6ca9104e828058da16ce2833187e11"/>
-      <w:bookmarkStart w:id="5" w:name="_Toc242310398"/>
+      <w:bookmarkStart w:id="5" w:name="_Toc242311394"/>
       <w:bookmarkEnd w:id="2"/>
       <w:r>
         <w:lastRenderedPageBreak/>
@@ -5575,7 +5575,7 @@
         <w:jc w:val="left"/>
       </w:pPr>
       <w:bookmarkStart w:id="6" w:name="границы-и-размер-рынка"/>
-      <w:bookmarkStart w:id="7" w:name="_Toc242310399"/>
+      <w:bookmarkStart w:id="7" w:name="_Toc242311395"/>
       <w:bookmarkEnd w:id="4"/>
       <w:r>
         <w:lastRenderedPageBreak/>
@@ -7388,7 +7388,7 @@
         <w:jc w:val="left"/>
       </w:pPr>
       <w:bookmarkStart w:id="8" w:name="конкурентная-среда-и-уровни-конкуренции"/>
-      <w:bookmarkStart w:id="9" w:name="_Toc242310400"/>
+      <w:bookmarkStart w:id="9" w:name="_Toc242311396"/>
       <w:bookmarkEnd w:id="6"/>
       <w:r>
         <w:lastRenderedPageBreak/>
@@ -8994,7 +8994,7 @@
         <w:jc w:val="left"/>
       </w:pPr>
       <w:bookmarkStart w:id="10" w:name="барьеры-входа-и-выхода"/>
-      <w:bookmarkStart w:id="11" w:name="_Toc242310401"/>
+      <w:bookmarkStart w:id="11" w:name="_Toc242311397"/>
       <w:bookmarkEnd w:id="8"/>
       <w:r>
         <w:lastRenderedPageBreak/>
@@ -10869,7 +10869,7 @@
         <w:jc w:val="left"/>
       </w:pPr>
       <w:bookmarkStart w:id="12" w:name="Xa88b4cd92fed3dc81e67f6d97f9a1c979895bb8"/>
-      <w:bookmarkStart w:id="13" w:name="_Toc242310402"/>
+      <w:bookmarkStart w:id="13" w:name="_Toc242311398"/>
       <w:bookmarkEnd w:id="10"/>
       <w:r>
         <w:lastRenderedPageBreak/>
@@ -12392,7 +12392,7 @@
         <w:jc w:val="left"/>
       </w:pPr>
       <w:bookmarkStart w:id="14" w:name="ценностное-предложение-и-цифровой-товар"/>
-      <w:bookmarkStart w:id="15" w:name="_Toc242310403"/>
+      <w:bookmarkStart w:id="15" w:name="_Toc242311399"/>
       <w:bookmarkEnd w:id="12"/>
       <w:r>
         <w:lastRenderedPageBreak/>
@@ -13528,7 +13528,7 @@
         <w:jc w:val="left"/>
       </w:pPr>
       <w:bookmarkStart w:id="16" w:name="бизнес-модель-по-канвас"/>
-      <w:bookmarkStart w:id="17" w:name="_Toc242310404"/>
+      <w:bookmarkStart w:id="17" w:name="_Toc242311400"/>
       <w:bookmarkEnd w:id="14"/>
       <w:r>
         <w:lastRenderedPageBreak/>
@@ -14901,7 +14901,7 @@
         <w:jc w:val="left"/>
       </w:pPr>
       <w:bookmarkStart w:id="18" w:name="X519d46f9ff7923648cbfef21e26057944381813"/>
-      <w:bookmarkStart w:id="19" w:name="_Toc242310405"/>
+      <w:bookmarkStart w:id="19" w:name="_Toc242311401"/>
       <w:bookmarkEnd w:id="16"/>
       <w:r>
         <w:lastRenderedPageBreak/>
@@ -17758,7 +17758,7 @@
         <w:jc w:val="left"/>
       </w:pPr>
       <w:bookmarkStart w:id="20" w:name="тз-страницы-экраны-функционал-и-контент"/>
-      <w:bookmarkStart w:id="21" w:name="_Toc242310406"/>
+      <w:bookmarkStart w:id="21" w:name="_Toc242311402"/>
       <w:bookmarkEnd w:id="18"/>
       <w:r>
         <w:lastRenderedPageBreak/>
@@ -20767,7 +20767,7 @@
         <w:jc w:val="left"/>
       </w:pPr>
       <w:bookmarkStart w:id="22" w:name="X6fbfd264f9ea7454845142dab8a87f3e23487f5"/>
-      <w:bookmarkStart w:id="23" w:name="_Toc242310407"/>
+      <w:bookmarkStart w:id="23" w:name="_Toc242311403"/>
       <w:bookmarkEnd w:id="20"/>
       <w:r>
         <w:lastRenderedPageBreak/>
@@ -25042,7 +25042,7 @@
         <w:jc w:val="left"/>
       </w:pPr>
       <w:bookmarkStart w:id="24" w:name="решение-о-целесообразности-старта"/>
-      <w:bookmarkStart w:id="25" w:name="_Toc242310408"/>
+      <w:bookmarkStart w:id="25" w:name="_Toc242311404"/>
       <w:bookmarkEnd w:id="22"/>
       <w:r>
         <w:lastRenderedPageBreak/>
@@ -26424,7 +26424,7 @@
         <w:jc w:val="left"/>
       </w:pPr>
       <w:bookmarkStart w:id="26" w:name="приложения"/>
-      <w:bookmarkStart w:id="27" w:name="_Toc242310409"/>
+      <w:bookmarkStart w:id="27" w:name="_Toc242311405"/>
       <w:bookmarkEnd w:id="24"/>
       <w:r>
         <w:lastRenderedPageBreak/>
@@ -26440,7 +26440,7 @@
         <w:jc w:val="left"/>
       </w:pPr>
       <w:bookmarkStart w:id="28" w:name="приложение-1.-паспорт-итогового-отчёта"/>
-      <w:bookmarkStart w:id="29" w:name="_Toc242310410"/>
+      <w:bookmarkStart w:id="29" w:name="_Toc242311406"/>
       <w:r>
         <w:t>Приложение 1. Паспорт итогового отчета</w:t>
       </w:r>
@@ -27296,7 +27296,7 @@
         <w:jc w:val="left"/>
       </w:pPr>
       <w:bookmarkStart w:id="30" w:name="приложение-2.-карта-доказательств"/>
-      <w:bookmarkStart w:id="31" w:name="_Toc242310411"/>
+      <w:bookmarkStart w:id="31" w:name="_Toc242311407"/>
       <w:bookmarkEnd w:id="28"/>
       <w:r>
         <w:lastRenderedPageBreak/>
@@ -29260,7 +29260,7 @@
         <w:jc w:val="left"/>
       </w:pPr>
       <w:bookmarkStart w:id="32" w:name="Xceba68430e899af047e91f177a340d3ea7b2628"/>
-      <w:bookmarkStart w:id="33" w:name="_Toc242310412"/>
+      <w:bookmarkStart w:id="33" w:name="_Toc242311408"/>
       <w:bookmarkEnd w:id="30"/>
       <w:r>
         <w:t>Приложение 3. Контрольный лист полноты отчета</w:t>
@@ -30861,7 +30861,7 @@
         <w:jc w:val="left"/>
       </w:pPr>
       <w:bookmarkStart w:id="34" w:name="Xecd3f552ef281331bb9d84d2947c37405253e06"/>
-      <w:bookmarkStart w:id="35" w:name="_Toc242310413"/>
+      <w:bookmarkStart w:id="35" w:name="_Toc242311409"/>
       <w:bookmarkEnd w:id="32"/>
       <w:r>
         <w:t>Приложение 4. Минимальное ТЗ первого релиза</w:t>
@@ -31760,7 +31760,7 @@
         <w:jc w:val="left"/>
       </w:pPr>
       <w:bookmarkStart w:id="36" w:name="приложение-5.-заключение-отчёта"/>
-      <w:bookmarkStart w:id="37" w:name="_Toc242310414"/>
+      <w:bookmarkStart w:id="37" w:name="_Toc242311410"/>
       <w:bookmarkEnd w:id="34"/>
       <w:r>
         <w:t>Приложение 5. Заключение отчета</w:t>
@@ -32030,7 +32030,7 @@
         <w:jc w:val="left"/>
       </w:pPr>
       <w:bookmarkStart w:id="38" w:name="X7592bcc18bb75f55d55926869feeb0dbe3cdc91"/>
-      <w:bookmarkStart w:id="39" w:name="_Toc242310415"/>
+      <w:bookmarkStart w:id="39" w:name="_Toc242311411"/>
       <w:bookmarkEnd w:id="36"/>
       <w:r>
         <w:t>Приложение 6. Данные, не подтвержденные источниками</w:t>
@@ -32741,7 +32741,7 @@
         <w:jc w:val="left"/>
       </w:pPr>
       <w:bookmarkStart w:id="40" w:name="X86121a35bf62d7a405cb9352e2116679ddeb40e"/>
-      <w:bookmarkStart w:id="41" w:name="_Toc242310416"/>
+      <w:bookmarkStart w:id="41" w:name="_Toc242311412"/>
       <w:bookmarkEnd w:id="38"/>
       <w:r>
         <w:lastRenderedPageBreak/>
@@ -33800,7 +33800,7 @@
         <w:jc w:val="left"/>
       </w:pPr>
       <w:bookmarkStart w:id="42" w:name="X7cc1cfbb0525036017e3545ad1f0e9d941c62c3"/>
-      <w:bookmarkStart w:id="43" w:name="_Toc242310417"/>
+      <w:bookmarkStart w:id="43" w:name="_Toc242311413"/>
       <w:bookmarkEnd w:id="40"/>
       <w:r>
         <w:lastRenderedPageBreak/>
@@ -34727,7 +34727,7 @@
         <w:jc w:val="left"/>
       </w:pPr>
       <w:bookmarkStart w:id="44" w:name="X5a365d7fb0807d209b994b385a865a91e66d24c"/>
-      <w:bookmarkStart w:id="45" w:name="_Toc242310418"/>
+      <w:bookmarkStart w:id="45" w:name="_Toc242311414"/>
       <w:bookmarkEnd w:id="42"/>
       <w:r>
         <w:t>Приложение 9. Расчетные значения для заполнения пропусков</w:t>
@@ -36567,7 +36567,7 @@
         <w:jc w:val="left"/>
       </w:pPr>
       <w:bookmarkStart w:id="46" w:name="X2d8793de26fcef26bca21e670b2976884fc575e"/>
-      <w:bookmarkStart w:id="47" w:name="_Toc242310419"/>
+      <w:bookmarkStart w:id="47" w:name="_Toc242311415"/>
       <w:bookmarkEnd w:id="44"/>
       <w:r>
         <w:t>Приложение 10. Калибровка пробного опроса и закрытие остальных пропусков</w:t>
@@ -37276,7 +37276,7 @@
         <w:spacing w:after="360"/>
       </w:pPr>
       <w:bookmarkStart w:id="48" w:name="выводы"/>
-      <w:bookmarkStart w:id="49" w:name="_Toc242310420"/>
+      <w:bookmarkStart w:id="49" w:name="_Toc242311416"/>
       <w:bookmarkEnd w:id="26"/>
       <w:bookmarkEnd w:id="46"/>
       <w:r>
@@ -37436,7 +37436,7 @@
         <w:spacing w:after="360"/>
       </w:pPr>
       <w:bookmarkStart w:id="50" w:name="список-использованных-источников"/>
-      <w:bookmarkStart w:id="51" w:name="_Toc242310421"/>
+      <w:bookmarkStart w:id="51" w:name="_Toc242311417"/>
       <w:bookmarkEnd w:id="48"/>
       <w:r>
         <w:lastRenderedPageBreak/>
@@ -37450,7 +37450,7 @@
         <w:jc w:val="left"/>
       </w:pPr>
       <w:r>
-        <w:t xml:space="preserve">1 Яндекс Вордстат [Электронный ресурс] : статистика запросов. – Режим доступа: </w:t>
+        <w:t xml:space="preserve">[1] Яндекс Вордстат [Электронный ресурс] : статистика запросов. – Режим доступа: </w:t>
       </w:r>
       <w:r>
         <w:rPr>
@@ -37468,7 +37468,7 @@
         <w:jc w:val="left"/>
       </w:pPr>
       <w:r>
-        <w:t xml:space="preserve">2 </w:t>
+        <w:t xml:space="preserve">[2] </w:t>
       </w:r>
       <w:r>
         <w:rPr>
@@ -37495,7 +37495,7 @@
         <w:jc w:val="left"/>
       </w:pPr>
       <w:r>
-        <w:t xml:space="preserve">3 </w:t>
+        <w:t xml:space="preserve">[3] </w:t>
       </w:r>
       <w:r>
         <w:rPr>
@@ -37522,7 +37522,7 @@
         <w:jc w:val="left"/>
       </w:pPr>
       <w:r>
-        <w:t xml:space="preserve">4 </w:t>
+        <w:t xml:space="preserve">[4] </w:t>
       </w:r>
       <w:r>
         <w:rPr>
@@ -37550,7 +37550,7 @@
         <w:jc w:val="left"/>
       </w:pPr>
       <w:r>
-        <w:t xml:space="preserve">5 </w:t>
+        <w:t xml:space="preserve">[5] </w:t>
       </w:r>
       <w:r>
         <w:rPr>
@@ -37577,7 +37577,7 @@
         <w:jc w:val="left"/>
       </w:pPr>
       <w:r>
-        <w:t xml:space="preserve">6 </w:t>
+        <w:t xml:space="preserve">[6] </w:t>
       </w:r>
       <w:r>
         <w:rPr>
@@ -37604,7 +37604,7 @@
         <w:jc w:val="left"/>
       </w:pPr>
       <w:r>
-        <w:t xml:space="preserve">7 </w:t>
+        <w:t xml:space="preserve">[7] </w:t>
       </w:r>
       <w:r>
         <w:rPr>
@@ -37631,7 +37631,7 @@
         <w:jc w:val="left"/>
       </w:pPr>
       <w:r>
-        <w:t xml:space="preserve">8 </w:t>
+        <w:t xml:space="preserve">[8] </w:t>
       </w:r>
       <w:r>
         <w:rPr>
@@ -37658,7 +37658,7 @@
         <w:jc w:val="left"/>
       </w:pPr>
       <w:r>
-        <w:t xml:space="preserve">9 </w:t>
+        <w:t xml:space="preserve">[9] </w:t>
       </w:r>
       <w:r>
         <w:rPr>
@@ -37685,7 +37685,7 @@
         <w:jc w:val="left"/>
       </w:pPr>
       <w:r>
-        <w:t xml:space="preserve">10 </w:t>
+        <w:t xml:space="preserve">[10] </w:t>
       </w:r>
       <w:r>
         <w:rPr>
